--- a/a7/packages/A7 Unit 4 - Solving Problems with Rational Numbers/Teacher Editions/A7 4.05  Teacher Edition.docx
+++ b/a7/packages/A7 Unit 4 - Solving Problems with Rational Numbers/Teacher Editions/A7 4.05  Teacher Edition.docx
@@ -2740,7 +2740,7 @@
           <w:color w:val="6B6B6B"/>
           <w:sz w:val="19"/>
         </w:rPr>
-        <w:t xml:space="preserve"> [8.NSO.1.3: a negative exponent is a reciprocal]; −1/25 — the exponent's sign made the value's sign [B1G-M 8.NSO.1.3 misconception: −b versus b</w:t>
+        <w:t xml:space="preserve"> [8.NSO.1.3: a negative exponent is a reciprocal]; −1/25 — the exponent's sign made the value's sign [B1G-M 8.NSO.1.3 task: −b vs b</w:t>
       </w:r>
       <w:r>
         <w:rPr>

--- a/a7/packages/A7 Unit 4 - Solving Problems with Rational Numbers/Teacher Editions/A7 4.05  Teacher Edition.docx
+++ b/a7/packages/A7 Unit 4 - Solving Problems with Rational Numbers/Teacher Editions/A7 4.05  Teacher Edition.docx
@@ -2876,7 +2876,7 @@
           <w:color w:val="1A1A1A"/>
           <w:sz w:val="21"/>
         </w:rPr>
-        <w:t>IXL: every listed skill is required, SmartScore 67, due at the start of the next class.</w:t>
+        <w:t>IXL: every listed skill is required, SmartScore 67.</w:t>
       </w:r>
     </w:p>
     <w:p>

--- a/a7/packages/A7 Unit 4 - Solving Problems with Rational Numbers/Teacher Editions/A7 4.05  Teacher Edition.docx
+++ b/a7/packages/A7 Unit 4 - Solving Problems with Rational Numbers/Teacher Editions/A7 4.05  Teacher Edition.docx
@@ -2617,7 +2617,7 @@
           <w:color w:val="6B6B6B"/>
           <w:sz w:val="19"/>
         </w:rPr>
-        <w:t xml:space="preserve">   2/36 — the denominators were added [Grade 5: adding fractions needs a common denominator, and these already have one]; 1/3 — only one of the two radicals was evaluated</w:t>
+        <w:t xml:space="preserve">   2/36 — the roots were never taken, then 1/9 + 1/27 was added top-and-bottom [two errors: the roots, then Grade 5 fraction addition]; 1/3 — only one of the two radicals was evaluated</w:t>
       </w:r>
     </w:p>
     <w:p>
@@ -3062,7 +3062,7 @@
           <w:color w:val="1A1A1A"/>
           <w:sz w:val="20"/>
         </w:rPr>
-        <w:t>2/36 — the denominators were added [Grade 5: adding fractions needs a common denominator, and these already have one]</w:t>
+        <w:t>2/36 — the roots were never taken, then 1/9 + 1/27 was added top-and-bottom [two errors: the roots, then Grade 5 fraction addition]</w:t>
       </w:r>
     </w:p>
     <w:p>

--- a/a7/packages/A7 Unit 4 - Solving Problems with Rational Numbers/Teacher Editions/A7 4.05  Teacher Edition.docx
+++ b/a7/packages/A7 Unit 4 - Solving Problems with Rational Numbers/Teacher Editions/A7 4.05  Teacher Edition.docx
@@ -348,6 +348,7 @@
           </w:tcPr>
           <w:p>
             <w:pPr>
+              <w:keepNext/>
               <w:spacing w:after="0"/>
               <w:jc w:val="center"/>
             </w:pPr>
@@ -381,6 +382,7 @@
           </w:tcPr>
           <w:p>
             <w:pPr>
+              <w:keepNext/>
               <w:spacing w:after="0"/>
               <w:jc w:val="center"/>
             </w:pPr>
@@ -414,6 +416,7 @@
           </w:tcPr>
           <w:p>
             <w:pPr>
+              <w:keepNext/>
               <w:spacing w:after="0"/>
               <w:jc w:val="center"/>
             </w:pPr>
@@ -1673,7 +1676,7 @@
           <w:color w:val="1A1A1A"/>
           <w:sz w:val="21"/>
         </w:rPr>
-        <w:t xml:space="preserve">Warm-Up — On your own. Four minutes. No notes..  </w:t>
+        <w:t xml:space="preserve">Warm-Up — On your own. Four minutes. No notes.  </w:t>
       </w:r>
       <w:r>
         <w:rPr>
@@ -1706,7 +1709,7 @@
           <w:color w:val="1A1A1A"/>
           <w:sz w:val="21"/>
         </w:rPr>
-        <w:t xml:space="preserve">Warm-Up — Answers..  </w:t>
+        <w:t xml:space="preserve">Warm-Up — Answers.  </w:t>
       </w:r>
       <w:r>
         <w:rPr>
@@ -1758,7 +1761,7 @@
           <w:color w:val="1A1A1A"/>
           <w:sz w:val="21"/>
         </w:rPr>
-        <w:t xml:space="preserve">Notes — Copy all three lines..  </w:t>
+        <w:t xml:space="preserve">Notes — Copy all three lines.  </w:t>
       </w:r>
       <w:r>
         <w:rPr>
@@ -1857,7 +1860,7 @@
           <w:color w:val="1A1A1A"/>
           <w:sz w:val="21"/>
         </w:rPr>
-        <w:t xml:space="preserve">Example 1 — A power and a radical in one expression..  </w:t>
+        <w:t xml:space="preserve">Example 1 — A power and a radical in one expression.  </w:t>
       </w:r>
       <w:r>
         <w:rPr>
@@ -1890,7 +1893,7 @@
           <w:color w:val="1A1A1A"/>
           <w:sz w:val="21"/>
         </w:rPr>
-        <w:t xml:space="preserve">Example 1 — Worked..  </w:t>
+        <w:t xml:space="preserve">Example 1 — Worked.  </w:t>
       </w:r>
       <w:r>
         <w:rPr>
@@ -1923,7 +1926,7 @@
           <w:color w:val="1A1A1A"/>
           <w:sz w:val="21"/>
         </w:rPr>
-        <w:t xml:space="preserve">Your Turn — Same steps, your numbers. Boards up when done..  </w:t>
+        <w:t xml:space="preserve">Your Turn — Same steps, your numbers. Boards up when done.  </w:t>
       </w:r>
       <w:r>
         <w:rPr>
@@ -1956,7 +1959,7 @@
           <w:color w:val="1A1A1A"/>
           <w:sz w:val="21"/>
         </w:rPr>
-        <w:t xml:space="preserve">Your Turn — Answer..  </w:t>
+        <w:t xml:space="preserve">Your Turn — Answer.  </w:t>
       </w:r>
       <w:r>
         <w:rPr>
@@ -1989,7 +1992,7 @@
           <w:color w:val="1A1A1A"/>
           <w:sz w:val="21"/>
         </w:rPr>
-        <w:t xml:space="preserve">Example 2 — A radical inside a product..  </w:t>
+        <w:t xml:space="preserve">Example 2 — A radical inside a product.  </w:t>
       </w:r>
       <w:r>
         <w:rPr>
@@ -2022,7 +2025,7 @@
           <w:color w:val="1A1A1A"/>
           <w:sz w:val="21"/>
         </w:rPr>
-        <w:t xml:space="preserve">Example 2 — Worked..  </w:t>
+        <w:t xml:space="preserve">Example 2 — Worked.  </w:t>
       </w:r>
       <w:r>
         <w:rPr>
@@ -2055,7 +2058,7 @@
           <w:color w:val="1A1A1A"/>
           <w:sz w:val="21"/>
         </w:rPr>
-        <w:t xml:space="preserve">Your Turn — Same steps, your numbers. Boards up when done..  </w:t>
+        <w:t xml:space="preserve">Your Turn — Same steps, your numbers. Boards up when done.  </w:t>
       </w:r>
       <w:r>
         <w:rPr>
@@ -2088,7 +2091,7 @@
           <w:color w:val="1A1A1A"/>
           <w:sz w:val="21"/>
         </w:rPr>
-        <w:t xml:space="preserve">Your Turn — Answer..  </w:t>
+        <w:t xml:space="preserve">Your Turn — Answer.  </w:t>
       </w:r>
       <w:r>
         <w:rPr>
@@ -2834,7 +2837,7 @@
           <w:color w:val="1A1A1A"/>
           <w:sz w:val="21"/>
         </w:rPr>
-        <w:t xml:space="preserve">Independent Set — Six questions. On your own, in silence..  </w:t>
+        <w:t xml:space="preserve">Independent Set — Six questions. On your own, in silence.  </w:t>
       </w:r>
       <w:r>
         <w:rPr>
@@ -2867,7 +2870,7 @@
           <w:color w:val="1A1A1A"/>
           <w:sz w:val="21"/>
         </w:rPr>
-        <w:t xml:space="preserve">IXL — Last five minutes..  </w:t>
+        <w:t xml:space="preserve">IXL — Last five minutes.  </w:t>
       </w:r>
       <w:r>
         <w:rPr>

--- a/a7/packages/A7 Unit 4 - Solving Problems with Rational Numbers/Teacher Editions/A7 4.05  Teacher Edition.docx
+++ b/a7/packages/A7 Unit 4 - Solving Problems with Rational Numbers/Teacher Editions/A7 4.05  Teacher Edition.docx
@@ -2457,7 +2457,7 @@
           <w:color w:val="9E1B32"/>
           <w:sz w:val="21"/>
         </w:rPr>
-        <w:t>A — 5</w:t>
+        <w:t>D — 5</w:t>
       </w:r>
       <w:r>
         <w:rPr>
@@ -2466,7 +2466,7 @@
           <w:color w:val="6B6B6B"/>
           <w:sz w:val="19"/>
         </w:rPr>
-        <w:t xml:space="preserve">   (B) the root of each piece was taken and the results added, 3 + 4 [8.NSO.1.7: the bar groups, so the radicand is 25]; (C) the sum was found and the root was never taken [8.NSO.1.7]; (D) the radicand was halved instead of rooted [Unit 2, 2.02: a root is not a half]</w:t>
+        <w:t xml:space="preserve">   (A) the root of each piece was taken and the results added, 3 + 4 [8.NSO.1.7: the bar groups, so the radicand is 25]; (B) the sum was found and the root was never taken [8.NSO.1.7]; (C) the radicand was halved instead of rooted [Unit 2, 2.02: a root is not a half]</w:t>
       </w:r>
       <w:r>
         <w:rPr>
@@ -2526,7 +2526,7 @@
           <w:color w:val="6B6B6B"/>
           <w:sz w:val="19"/>
         </w:rPr>
-        <w:t xml:space="preserve">   (B) the sign was dropped [8.NSO.1.7: an odd root keeps the sign of its radicand]; (C) the square root of 64 was taken and the sign kept [B1G-M 8.NSO.1.7 misconception: confusing square roots with cube roots]; (D) the square-root rule for negatives was applied to a cube root [B1G-M 8.NSO.1.7 misconception]</w:t>
+        <w:t xml:space="preserve">   (B) the square-root rule for negatives was applied to a cube root [B1G-M 8.NSO.1.7 misconception]; (C) the square root of 64 was taken and the sign kept [B1G-M 8.NSO.1.7 misconception: confusing square roots with cube roots]; (D) the sign was dropped [8.NSO.1.7: an odd root keeps the sign of its radicand]</w:t>
       </w:r>
       <w:r>
         <w:rPr>
@@ -3041,7 +3041,7 @@
           <w:color w:val="1A1A1A"/>
           <w:sz w:val="20"/>
         </w:rPr>
-        <w:t>the sign was dropped [8.NSO.1.7: an odd root keeps the sign of its radicand]</w:t>
+        <w:t>the square-root rule for negatives was applied to a cube root [B1G-M 8.NSO.1.7 misconception]</w:t>
       </w:r>
     </w:p>
     <w:p>
